--- a/Lab 1/semanas_semana-2_Lab_1_-_OP-Amp_Characteristics.docx
+++ b/Lab 1/semanas_semana-2_Lab_1_-_OP-Amp_Characteristics.docx
@@ -236,7 +236,7 @@
           <w:u w:val="single"/>
           <w:lang w:val="es-CR"/>
         </w:rPr>
-        <w:tab/>
+        <w:t>2023056023</w:t>
       </w:r>
       <w:r>
         <w:rPr>
@@ -307,7 +307,7 @@
           <w:u w:val="single"/>
           <w:lang w:val="es-CR"/>
         </w:rPr>
-        <w:tab/>
+        <w:t>202232773S</w:t>
       </w:r>
       <w:r>
         <w:rPr>
@@ -3300,6 +3300,7 @@
       </w:pPr>
       <w:r>
         <w:rPr>
+          <w:noProof/>
           <w:sz w:val="20"/>
           <w:lang w:val="es-CR"/>
         </w:rPr>
@@ -4551,7 +4552,19 @@
               <w:rPr>
                 <w:lang w:val="es-CR"/>
               </w:rPr>
+              <w:t>1</w:t>
+            </w:r>
+            <w:r>
+              <w:rPr>
+                <w:lang w:val="es-CR"/>
+              </w:rPr>
               <w:t>4.08</w:t>
+            </w:r>
+            <w:r>
+              <w:rPr>
+                <w:lang w:val="es-CR"/>
+              </w:rPr>
+              <w:t xml:space="preserve"> nA</w:t>
             </w:r>
           </w:p>
         </w:tc>
@@ -7293,6 +7306,7 @@
       <w:r>
         <w:rPr>
           <w:b/>
+          <w:noProof/>
           <w:sz w:val="13"/>
           <w:lang w:val="es-CR"/>
         </w:rPr>
@@ -8312,6 +8326,7 @@
       <w:r>
         <w:rPr>
           <w:b/>
+          <w:noProof/>
           <w:sz w:val="13"/>
           <w:lang w:val="es-CR"/>
         </w:rPr>
@@ -10005,6 +10020,7 @@
       </w:pPr>
       <w:r>
         <w:rPr>
+          <w:noProof/>
           <w:lang w:val="es-CR"/>
         </w:rPr>
         <w:drawing>
@@ -10541,6 +10557,9 @@
         </w:rPr>
       </w:pPr>
       <w:r>
+        <w:rPr>
+          <w:noProof/>
+        </w:rPr>
         <mc:AlternateContent>
           <mc:Choice Requires="wps">
             <w:drawing>
@@ -10626,7 +10645,7 @@
           </mc:Choice>
           <mc:Fallback>
             <w:pict>
-              <v:shape w14:anchorId="025B610A" id="Graphic 5" o:spid="_x0000_s1026" style="position:absolute;margin-left:350.5pt;margin-top:29.85pt;width:32.55pt;height:.85pt;z-index:-503316477;visibility:visible;mso-wrap-style:square;mso-wrap-distance-left:0;mso-wrap-distance-top:0;mso-wrap-distance-right:0;mso-wrap-distance-bottom:0;mso-position-horizontal:absolute;mso-position-horizontal-relative:page;mso-position-vertical:absolute;mso-position-vertical-relative:text;v-text-anchor:top" coordsize="413384,10795" o:gfxdata="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" o:allowincell="f" path="m413003,l,,,10668r413003,l413003,xe" fillcolor="#212121" stroked="f" strokeweight="0">
+              <v:shape w14:anchorId="7E6442C1" id="Graphic 5" o:spid="_x0000_s1026" style="position:absolute;margin-left:350.5pt;margin-top:29.85pt;width:32.55pt;height:.85pt;z-index:-503316477;visibility:visible;mso-wrap-style:square;mso-wrap-distance-left:0;mso-wrap-distance-top:0;mso-wrap-distance-right:0;mso-wrap-distance-bottom:0;mso-position-horizontal:absolute;mso-position-horizontal-relative:page;mso-position-vertical:absolute;mso-position-vertical-relative:text;v-text-anchor:top" coordsize="413384,10795" o:gfxdata="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" o:allowincell="f" path="m413003,l,,,10668r413003,l413003,xe" fillcolor="#212121" stroked="f" strokeweight="0">
                 <v:path arrowok="t" textboxrect="0,0,414654,12065"/>
                 <w10:wrap anchorx="page"/>
               </v:shape>
@@ -11928,6 +11947,7 @@
       <w:r>
         <w:rPr>
           <w:b/>
+          <w:noProof/>
           <w:sz w:val="13"/>
           <w:lang w:val="es-CR"/>
         </w:rPr>
@@ -13203,6 +13223,7 @@
       <w:r>
         <w:rPr>
           <w:b/>
+          <w:noProof/>
           <w:sz w:val="13"/>
           <w:lang w:val="es-CR"/>
         </w:rPr>
@@ -14403,6 +14424,7 @@
       </w:pPr>
       <w:r>
         <w:rPr>
+          <w:noProof/>
           <w:sz w:val="20"/>
           <w:lang w:val="es-CR"/>
         </w:rPr>
@@ -14465,6 +14487,7 @@
     <w:p>
       <w:pPr>
         <w:pStyle w:val="Textoindependiente"/>
+        <w:spacing w:before="88"/>
         <w:rPr>
           <w:lang w:val="es-CR"/>
         </w:rPr>
@@ -14472,26 +14495,28 @@
     </w:p>
     <w:p>
       <w:pPr>
-        <w:pStyle w:val="Textoindependiente"/>
-        <w:rPr>
-          <w:lang w:val="es-CR"/>
-        </w:rPr>
-      </w:pPr>
+        <w:pStyle w:val="Ttulo2"/>
+        <w:spacing w:before="0"/>
+        <w:rPr>
+          <w:spacing w:val="-2"/>
+          <w:lang w:val="es-CR"/>
+        </w:rPr>
+      </w:pPr>
+      <w:r>
+        <w:rPr>
+          <w:spacing w:val="-2"/>
+          <w:lang w:val="es-CR"/>
+        </w:rPr>
+        <w:t>Conclusion:</w:t>
+      </w:r>
     </w:p>
     <w:p>
       <w:pPr>
         <w:pStyle w:val="Textoindependiente"/>
-        <w:spacing w:before="88"/>
-        <w:rPr>
-          <w:lang w:val="es-CR"/>
-        </w:rPr>
-      </w:pPr>
-    </w:p>
-    <w:p>
-      <w:pPr>
-        <w:pStyle w:val="Ttulo2"/>
-        <w:spacing w:before="0"/>
-        <w:rPr>
+        <w:spacing w:before="197"/>
+        <w:ind w:left="360"/>
+        <w:rPr>
+          <w:szCs w:val="22"/>
           <w:lang w:val="es-CR"/>
         </w:rPr>
         <w:sectPr>
@@ -14504,10 +14529,120 @@
       </w:pPr>
       <w:r>
         <w:rPr>
-          <w:spacing w:val="-2"/>
-          <w:lang w:val="es-CR"/>
-        </w:rPr>
-        <w:t>Conclusion:</w:t>
+          <w:szCs w:val="22"/>
+          <w:lang w:val="es-CR"/>
+        </w:rPr>
+        <w:t>De acuerdo con las medidas realizadas de los parámetros del OP-AMP 741</w:t>
+      </w:r>
+      <w:r>
+        <w:rPr>
+          <w:szCs w:val="22"/>
+          <w:lang w:val="es-CR"/>
+        </w:rPr>
+        <w:t>C, los valores de V</w:t>
+      </w:r>
+      <w:r>
+        <w:rPr>
+          <w:szCs w:val="22"/>
+          <w:vertAlign w:val="subscript"/>
+          <w:lang w:val="es-CR"/>
+        </w:rPr>
+        <w:t>OS</w:t>
+      </w:r>
+      <w:r>
+        <w:rPr>
+          <w:szCs w:val="22"/>
+          <w:lang w:val="es-CR"/>
+        </w:rPr>
+        <w:t xml:space="preserve"> son mayores que el valor típico, pero se encuentran dentro del rango típico de operación, esto se puede deber a las condiciones de medición dentro del laboratorio, como le temperatura o a la construcción del OP-AMP. El valor de I</w:t>
+      </w:r>
+      <w:r>
+        <w:rPr>
+          <w:szCs w:val="22"/>
+          <w:vertAlign w:val="subscript"/>
+          <w:lang w:val="es-CR"/>
+        </w:rPr>
+        <w:t>BIAS</w:t>
+      </w:r>
+      <w:r>
+        <w:rPr>
+          <w:szCs w:val="22"/>
+          <w:lang w:val="es-CR"/>
+        </w:rPr>
+        <w:t xml:space="preserve"> está muy por debajo del valor típico, esto indica que el OP-AMP muestra un buen comportamiento en la corriente de polarización, esto indica que los transistores de entrada están bien emparejados.  La I</w:t>
+      </w:r>
+      <w:r>
+        <w:rPr>
+          <w:szCs w:val="22"/>
+          <w:vertAlign w:val="subscript"/>
+          <w:lang w:val="es-CR"/>
+        </w:rPr>
+        <w:t>OS</w:t>
+      </w:r>
+      <w:r>
+        <w:rPr>
+          <w:szCs w:val="22"/>
+          <w:lang w:val="es-CR"/>
+        </w:rPr>
+        <w:t xml:space="preserve"> supera el valor </w:t>
+      </w:r>
+      <w:r>
+        <w:rPr>
+          <w:szCs w:val="22"/>
+          <w:lang w:val="es-CR"/>
+        </w:rPr>
+        <w:t>típico,</w:t>
+      </w:r>
+      <w:r>
+        <w:rPr>
+          <w:szCs w:val="22"/>
+          <w:lang w:val="es-CR"/>
+        </w:rPr>
+        <w:t xml:space="preserve"> pero se encuentra dentro del rango de operación, esto puede deberse a diferencias en las ganancias de los transistores. </w:t>
+      </w:r>
+      <w:r>
+        <w:rPr>
+          <w:szCs w:val="22"/>
+          <w:lang w:val="es-CR"/>
+        </w:rPr>
+        <w:t xml:space="preserve"> La ganancia diferencial (A</w:t>
+      </w:r>
+      <w:r>
+        <w:rPr>
+          <w:szCs w:val="22"/>
+          <w:vertAlign w:val="subscript"/>
+          <w:lang w:val="es-CR"/>
+        </w:rPr>
+        <w:t>v(d)</w:t>
+      </w:r>
+      <w:r>
+        <w:rPr>
+          <w:szCs w:val="22"/>
+          <w:lang w:val="es-CR"/>
+        </w:rPr>
+        <w:t>) se encuentra dentro de los valores altos esperados de la configuración, además la ganancia de modo común (A</w:t>
+      </w:r>
+      <w:r>
+        <w:rPr>
+          <w:szCs w:val="22"/>
+          <w:vertAlign w:val="subscript"/>
+          <w:lang w:val="es-CR"/>
+        </w:rPr>
+        <w:t>CM</w:t>
+      </w:r>
+      <w:r>
+        <w:rPr>
+          <w:szCs w:val="22"/>
+          <w:lang w:val="es-CR"/>
+        </w:rPr>
+        <w:t xml:space="preserve">) tiene valores bajos deseables para un buen rechazo de señales iguales. El CMMR es bajo ya que se encuentra entre los valores mínimos, esto se puede atribuir a ruido en las mediciones o la construcción del propio OP-AMP.  El valor del Slew Rate se mantiene dentro de su velocidad nominal, lo que muestra un buen desempeño. En conclusión, el 741C medido  muestra un comportamiento estable y dentro de las especificaciones, con pequeñas variaciones que se pueden atribuir a la fabricación o condiciones </w:t>
+      </w:r>
+      <w:r>
+        <w:rPr>
+          <w:szCs w:val="22"/>
+          <w:lang w:val="es-CR"/>
+        </w:rPr>
+        <w:t>experimentales.</w:t>
       </w:r>
     </w:p>
     <w:p>
@@ -15377,15 +15512,7 @@
                   <w:szCs w:val="22"/>
                   <w:lang w:val="es-CR"/>
                 </w:rPr>
-                <m:t>b</m:t>
-              </m:r>
-              <m:r>
-                <w:rPr>
-                  <w:rFonts w:ascii="Cambria Math" w:hAnsi="Cambria Math"/>
-                  <w:szCs w:val="22"/>
-                  <w:lang w:val="es-CR"/>
-                </w:rPr>
-                <m:t>ias</m:t>
+                <m:t>bias</m:t>
               </m:r>
             </m:sub>
           </m:sSub>
@@ -16116,15 +16243,7 @@
               <w:sz w:val="24"/>
               <w:lang w:val="es-CR"/>
             </w:rPr>
-            <m:t xml:space="preserve">→ </m:t>
-          </m:r>
-          <m:r>
-            <w:rPr>
-              <w:rFonts w:ascii="Cambria Math" w:hAnsi="Cambria Math"/>
-              <w:sz w:val="24"/>
-              <w:lang w:val="es-CR"/>
-            </w:rPr>
-            <m:t>∞</m:t>
+            <m:t>→ ∞</m:t>
           </m:r>
         </m:oMath>
       </m:oMathPara>
@@ -16764,23 +16883,7 @@
             <w:szCs w:val="32"/>
             <w:lang w:val="es-CR"/>
           </w:rPr>
-          <m:t>=</m:t>
-        </m:r>
-        <m:r>
-          <w:rPr>
-            <w:rFonts w:ascii="Cambria Math" w:hAnsi="Cambria Math"/>
-            <w:szCs w:val="32"/>
-            <w:lang w:val="es-CR"/>
-          </w:rPr>
-          <m:t>98</m:t>
-        </m:r>
-        <m:r>
-          <w:rPr>
-            <w:rFonts w:ascii="Cambria Math" w:hAnsi="Cambria Math"/>
-            <w:szCs w:val="32"/>
-            <w:lang w:val="es-CR"/>
-          </w:rPr>
-          <m:t>.04 ×</m:t>
+          <m:t>=98.04 ×</m:t>
         </m:r>
         <m:sSup>
           <m:sSupPr>
@@ -17142,23 +17245,7 @@
               <w:szCs w:val="32"/>
               <w:lang w:val="es-CR"/>
             </w:rPr>
-            <m:t>=</m:t>
-          </m:r>
-          <m:r>
-            <w:rPr>
-              <w:rFonts w:ascii="Cambria Math" w:hAnsi="Cambria Math"/>
-              <w:szCs w:val="32"/>
-              <w:lang w:val="es-CR"/>
-            </w:rPr>
-            <m:t>80.34</m:t>
-          </m:r>
-          <m:r>
-            <w:rPr>
-              <w:rFonts w:ascii="Cambria Math" w:hAnsi="Cambria Math"/>
-              <w:szCs w:val="32"/>
-              <w:lang w:val="es-CR"/>
-            </w:rPr>
-            <m:t xml:space="preserve"> dB</m:t>
+            <m:t>=80.34 dB</m:t>
           </m:r>
         </m:oMath>
       </m:oMathPara>
@@ -18634,6 +18721,11 @@
         <w:pStyle w:val="Textoindependiente"/>
         <w:spacing w:before="160"/>
         <w:ind w:left="360"/>
+        <w:rPr>
+          <w:color w:val="212121"/>
+          <w:spacing w:val="-2"/>
+          <w:lang w:val="es-CR"/>
+        </w:rPr>
       </w:pPr>
       <w:r>
         <w:rPr>
@@ -18870,6 +18962,217 @@
         </w:rPr>
         <w:t>limiting?</w:t>
       </w:r>
+    </w:p>
+    <w:p>
+      <w:pPr>
+        <w:pStyle w:val="Textoindependiente"/>
+        <w:spacing w:before="160"/>
+      </w:pPr>
+    </w:p>
+    <w:p>
+      <w:pPr>
+        <w:pStyle w:val="Textoindependiente"/>
+        <w:spacing w:before="160"/>
+        <w:ind w:left="360"/>
+        <w:rPr>
+          <w:noProof/>
+          <w:color w:val="212121"/>
+          <w:spacing w:val="-2"/>
+          <w:lang w:val="es-CR"/>
+        </w:rPr>
+      </w:pPr>
+      <w:r>
+        <w:rPr>
+          <w:noProof/>
+        </w:rPr>
+        <w:drawing>
+          <wp:inline distT="0" distB="0" distL="0" distR="0" wp14:anchorId="331B929C" wp14:editId="61404D30">
+            <wp:extent cx="3116999" cy="1869603"/>
+            <wp:effectExtent l="0" t="0" r="7620" b="0"/>
+            <wp:docPr id="590239265" name="Imagen 5"/>
+            <wp:cNvGraphicFramePr>
+              <a:graphicFrameLocks xmlns:a="http://schemas.openxmlformats.org/drawingml/2006/main" noChangeAspect="1"/>
+            </wp:cNvGraphicFramePr>
+            <a:graphic xmlns:a="http://schemas.openxmlformats.org/drawingml/2006/main">
+              <a:graphicData uri="http://schemas.openxmlformats.org/drawingml/2006/picture">
+                <pic:pic xmlns:pic="http://schemas.openxmlformats.org/drawingml/2006/picture">
+                  <pic:nvPicPr>
+                    <pic:cNvPr id="0" name="Picture 2"/>
+                    <pic:cNvPicPr>
+                      <a:picLocks noChangeAspect="1" noChangeArrowheads="1"/>
+                    </pic:cNvPicPr>
+                  </pic:nvPicPr>
+                  <pic:blipFill>
+                    <a:blip r:embed="rId11" cstate="print">
+                      <a:extLst>
+                        <a:ext uri="{28A0092B-C50C-407E-A947-70E740481C1C}">
+                          <a14:useLocalDpi xmlns:a14="http://schemas.microsoft.com/office/drawing/2010/main" val="0"/>
+                        </a:ext>
+                      </a:extLst>
+                    </a:blip>
+                    <a:srcRect/>
+                    <a:stretch>
+                      <a:fillRect/>
+                    </a:stretch>
+                  </pic:blipFill>
+                  <pic:spPr bwMode="auto">
+                    <a:xfrm>
+                      <a:off x="0" y="0"/>
+                      <a:ext cx="3136060" cy="1881036"/>
+                    </a:xfrm>
+                    <a:prstGeom prst="rect">
+                      <a:avLst/>
+                    </a:prstGeom>
+                    <a:noFill/>
+                    <a:ln>
+                      <a:noFill/>
+                    </a:ln>
+                  </pic:spPr>
+                </pic:pic>
+              </a:graphicData>
+            </a:graphic>
+          </wp:inline>
+        </w:drawing>
+      </w:r>
+      <w:r>
+        <w:rPr>
+          <w:noProof/>
+          <w:color w:val="212121"/>
+          <w:spacing w:val="-2"/>
+          <w:lang w:val="es-CR"/>
+        </w:rPr>
+        <w:t xml:space="preserve"> </w:t>
+      </w:r>
+      <w:r>
+        <w:rPr>
+          <w:noProof/>
+          <w:color w:val="212121"/>
+          <w:spacing w:val="-2"/>
+          <w:lang w:val="es-CR"/>
+        </w:rPr>
+        <w:drawing>
+          <wp:inline distT="0" distB="0" distL="0" distR="0" wp14:anchorId="0C7CA7A7" wp14:editId="2BA482F2">
+            <wp:extent cx="3216915" cy="1929533"/>
+            <wp:effectExtent l="0" t="0" r="2540" b="0"/>
+            <wp:docPr id="1263647952" name="Imagen 4"/>
+            <wp:cNvGraphicFramePr>
+              <a:graphicFrameLocks xmlns:a="http://schemas.openxmlformats.org/drawingml/2006/main" noChangeAspect="1"/>
+            </wp:cNvGraphicFramePr>
+            <a:graphic xmlns:a="http://schemas.openxmlformats.org/drawingml/2006/main">
+              <a:graphicData uri="http://schemas.openxmlformats.org/drawingml/2006/picture">
+                <pic:pic xmlns:pic="http://schemas.openxmlformats.org/drawingml/2006/picture">
+                  <pic:nvPicPr>
+                    <pic:cNvPr id="0" name="Picture 1"/>
+                    <pic:cNvPicPr>
+                      <a:picLocks noChangeAspect="1" noChangeArrowheads="1"/>
+                    </pic:cNvPicPr>
+                  </pic:nvPicPr>
+                  <pic:blipFill>
+                    <a:blip r:embed="rId12" cstate="print">
+                      <a:extLst>
+                        <a:ext uri="{28A0092B-C50C-407E-A947-70E740481C1C}">
+                          <a14:useLocalDpi xmlns:a14="http://schemas.microsoft.com/office/drawing/2010/main" val="0"/>
+                        </a:ext>
+                      </a:extLst>
+                    </a:blip>
+                    <a:srcRect/>
+                    <a:stretch>
+                      <a:fillRect/>
+                    </a:stretch>
+                  </pic:blipFill>
+                  <pic:spPr bwMode="auto">
+                    <a:xfrm>
+                      <a:off x="0" y="0"/>
+                      <a:ext cx="3226997" cy="1935580"/>
+                    </a:xfrm>
+                    <a:prstGeom prst="rect">
+                      <a:avLst/>
+                    </a:prstGeom>
+                    <a:noFill/>
+                    <a:ln>
+                      <a:noFill/>
+                    </a:ln>
+                  </pic:spPr>
+                </pic:pic>
+              </a:graphicData>
+            </a:graphic>
+          </wp:inline>
+        </w:drawing>
+      </w:r>
+    </w:p>
+    <w:p>
+      <w:pPr>
+        <w:pStyle w:val="Textoindependiente"/>
+        <w:spacing w:before="160"/>
+        <w:ind w:left="360"/>
+        <w:rPr>
+          <w:noProof/>
+          <w:color w:val="212121"/>
+          <w:spacing w:val="-2"/>
+          <w:lang w:val="es-CR"/>
+        </w:rPr>
+      </w:pPr>
+    </w:p>
+    <w:p>
+      <w:pPr>
+        <w:pStyle w:val="Textoindependiente"/>
+        <w:spacing w:before="160"/>
+        <w:ind w:left="360"/>
+        <w:rPr>
+          <w:color w:val="212121"/>
+          <w:lang w:val="es-CR"/>
+        </w:rPr>
+      </w:pPr>
+      <w:r>
+        <w:rPr>
+          <w:color w:val="212121"/>
+          <w:lang w:val="es-CR"/>
+        </w:rPr>
+        <w:t>Al reducir la frecuencia a 1 kHz y conectar una carga de 10 Ω, la salida muestra recorte y una pendiente restringida, evidenciando el límite de corriente del dispositivo (60 mA</w:t>
+      </w:r>
+      <w:r>
+        <w:rPr>
+          <w:color w:val="212121"/>
+          <w:lang w:val="es-CR"/>
+        </w:rPr>
+        <w:t xml:space="preserve"> aprox.</w:t>
+      </w:r>
+      <w:r>
+        <w:rPr>
+          <w:color w:val="212121"/>
+          <w:lang w:val="es-CR"/>
+        </w:rPr>
+        <w:t>). Esto ocurre porque el op</w:t>
+      </w:r>
+      <w:r>
+        <w:rPr>
+          <w:color w:val="212121"/>
+          <w:lang w:val="es-CR"/>
+        </w:rPr>
+        <w:noBreakHyphen/>
+        <w:t xml:space="preserve">amp no puede entregar más corriente sin activar su protección interna. Por tanto, el resistor mínimo sin limitación sería de aproximadamente 167 Ω, </w:t>
+      </w:r>
+      <w:r>
+        <w:rPr>
+          <w:color w:val="212121"/>
+          <w:lang w:val="es-CR"/>
+        </w:rPr>
+        <w:t xml:space="preserve">de acuerdo con la Ley de Ohm, </w:t>
+      </w:r>
+      <w:r>
+        <w:rPr>
+          <w:color w:val="212121"/>
+          <w:lang w:val="es-CR"/>
+        </w:rPr>
+        <w:t>garantizando que la salida mantenga la forma de onda completa sin distorsión ni saturación.</w:t>
+      </w:r>
+    </w:p>
+    <w:p>
+      <w:pPr>
+        <w:pStyle w:val="Textoindependiente"/>
+        <w:spacing w:before="160"/>
+        <w:ind w:left="360"/>
+      </w:pPr>
     </w:p>
     <w:sectPr>
       <w:pgSz w:w="12240" w:h="15840"/>
